--- a/Session06_ex02.docx
+++ b/Session06_ex02.docx
@@ -759,6 +759,7 @@
           <w:rFonts w:ascii="Times New Roman" w:hAnsi="Times New Roman" w:cs="Times New Roman"/>
           <w:b/>
           <w:bCs/>
+          <w:noProof/>
         </w:rPr>
         <w:drawing>
           <wp:inline distT="0" distB="0" distL="0" distR="0" wp14:anchorId="0E1B5897" wp14:editId="05A7759F">
@@ -1429,10 +1430,10 @@
           <w:bCs/>
         </w:rPr>
         <w:drawing>
-          <wp:inline distT="0" distB="0" distL="0" distR="0" wp14:anchorId="4BCD2A61" wp14:editId="0626D2C2">
-            <wp:extent cx="2990215" cy="2385695"/>
+          <wp:inline distT="0" distB="0" distL="0" distR="0" wp14:anchorId="44C1A179" wp14:editId="7458F04C">
+            <wp:extent cx="2990215" cy="2460625"/>
             <wp:effectExtent l="0" t="0" r="635" b="0"/>
-            <wp:docPr id="1269672206" name="Picture 1"/>
+            <wp:docPr id="651955630" name="Picture 1"/>
             <wp:cNvGraphicFramePr>
               <a:graphicFrameLocks xmlns:a="http://schemas.openxmlformats.org/drawingml/2006/main" noChangeAspect="1"/>
             </wp:cNvGraphicFramePr>
@@ -1440,7 +1441,7 @@
               <a:graphicData uri="http://schemas.openxmlformats.org/drawingml/2006/picture">
                 <pic:pic xmlns:pic="http://schemas.openxmlformats.org/drawingml/2006/picture">
                   <pic:nvPicPr>
-                    <pic:cNvPr id="1269672206" name=""/>
+                    <pic:cNvPr id="651955630" name=""/>
                     <pic:cNvPicPr/>
                   </pic:nvPicPr>
                   <pic:blipFill>
@@ -1452,7 +1453,7 @@
                   <pic:spPr>
                     <a:xfrm>
                       <a:off x="0" y="0"/>
-                      <a:ext cx="2990215" cy="2385695"/>
+                      <a:ext cx="2990215" cy="2460625"/>
                     </a:xfrm>
                     <a:prstGeom prst="rect">
                       <a:avLst/>
@@ -4797,6 +4798,7 @@
   <w:style w:type="character" w:default="1" w:styleId="DefaultParagraphFont">
     <w:name w:val="Default Paragraph Font"/>
     <w:uiPriority w:val="1"/>
+    <w:semiHidden/>
     <w:unhideWhenUsed/>
   </w:style>
   <w:style w:type="table" w:default="1" w:styleId="TableNormal">
